--- a/Assignments/Assignment - AM (3%)/Amey Mahendra Thakur - 110107589 - 2024-01-31.docx
+++ b/Assignments/Assignment - AM (3%)/Amey Mahendra Thakur - 110107589 - 2024-01-31.docx
@@ -5,6 +5,7 @@
     <w:p>
       <w:pPr>
         <w:spacing w:after="0" w:line="240" w:lineRule="auto"/>
+        <w:jc w:val="center"/>
         <w:rPr>
           <w:rFonts w:ascii="Times New Roman" w:hAnsi="Times New Roman" w:cs="Times New Roman"/>
           <w:b/>
@@ -13,8 +14,6 @@
           <w:szCs w:val="24"/>
         </w:rPr>
       </w:pPr>
-      <w:bookmarkStart w:id="0" w:name="_GoBack"/>
-      <w:bookmarkEnd w:id="0"/>
       <w:r>
         <w:rPr>
           <w:rFonts w:ascii="Times New Roman" w:hAnsi="Times New Roman" w:cs="Times New Roman"/>
@@ -41,6 +40,7 @@
     <w:p>
       <w:pPr>
         <w:spacing w:after="0" w:line="240" w:lineRule="auto"/>
+        <w:jc w:val="both"/>
         <w:rPr>
           <w:rFonts w:ascii="Times New Roman" w:hAnsi="Times New Roman" w:cs="Times New Roman"/>
           <w:b/>
@@ -83,6 +83,7 @@
     <w:p>
       <w:pPr>
         <w:spacing w:after="0" w:line="240" w:lineRule="auto"/>
+        <w:jc w:val="both"/>
         <w:rPr>
           <w:rFonts w:ascii="Times New Roman" w:hAnsi="Times New Roman" w:cs="Times New Roman"/>
           <w:b/>
@@ -95,6 +96,7 @@
     <w:p>
       <w:pPr>
         <w:spacing w:after="0" w:line="240" w:lineRule="auto"/>
+        <w:jc w:val="both"/>
         <w:rPr>
           <w:rFonts w:ascii="Times New Roman" w:hAnsi="Times New Roman" w:cs="Times New Roman"/>
           <w:b/>
@@ -287,6 +289,7 @@
     <w:p>
       <w:pPr>
         <w:spacing w:after="0" w:line="240" w:lineRule="auto"/>
+        <w:jc w:val="both"/>
         <w:rPr>
           <w:rFonts w:ascii="Times New Roman" w:hAnsi="Times New Roman" w:cs="Times New Roman"/>
           <w:b/>
@@ -299,6 +302,7 @@
     <w:p>
       <w:pPr>
         <w:spacing w:after="0" w:line="240" w:lineRule="auto"/>
+        <w:jc w:val="both"/>
         <w:rPr>
           <w:rFonts w:ascii="Times New Roman" w:hAnsi="Times New Roman" w:cs="Times New Roman"/>
           <w:b/>
@@ -329,6 +333,7 @@
     <w:p>
       <w:pPr>
         <w:spacing w:after="0" w:line="240" w:lineRule="auto"/>
+        <w:jc w:val="both"/>
         <w:rPr>
           <w:rFonts w:ascii="Times New Roman" w:hAnsi="Times New Roman" w:cs="Times New Roman"/>
           <w:b/>
@@ -341,6 +346,7 @@
     <w:p>
       <w:pPr>
         <w:spacing w:after="0" w:line="240" w:lineRule="auto"/>
+        <w:jc w:val="both"/>
         <w:rPr>
           <w:rFonts w:ascii="Times New Roman" w:hAnsi="Times New Roman" w:cs="Times New Roman"/>
           <w:b/>
@@ -389,6 +395,7 @@
     <w:p>
       <w:pPr>
         <w:spacing w:after="0" w:line="240" w:lineRule="auto"/>
+        <w:jc w:val="both"/>
         <w:rPr>
           <w:rFonts w:ascii="Times New Roman" w:hAnsi="Times New Roman" w:cs="Times New Roman"/>
           <w:b/>
@@ -401,6 +408,7 @@
     <w:p>
       <w:pPr>
         <w:spacing w:after="0" w:line="240" w:lineRule="auto"/>
+        <w:jc w:val="both"/>
         <w:rPr>
           <w:rFonts w:ascii="Times New Roman" w:hAnsi="Times New Roman" w:cs="Times New Roman"/>
           <w:b/>
@@ -489,6 +497,7 @@
     <w:p>
       <w:pPr>
         <w:spacing w:after="0" w:line="240" w:lineRule="auto"/>
+        <w:jc w:val="both"/>
         <w:rPr>
           <w:rFonts w:ascii="Times New Roman" w:eastAsia="Times New Roman" w:hAnsi="Times New Roman" w:cs="Times New Roman"/>
           <w:color w:val="202122"/>
@@ -498,6 +507,7 @@
           <w:lang w:val="en-US" w:eastAsia="en-US"/>
         </w:rPr>
       </w:pPr>
+      <w:bookmarkStart w:id="0" w:name="_GoBack"/>
       <w:r>
         <w:rPr>
           <w:rFonts w:ascii="Times New Roman" w:eastAsia="Times New Roman" w:hAnsi="Times New Roman" w:cs="Times New Roman"/>
@@ -532,6 +542,7 @@
         <w:t xml:space="preserve"> AM (3%) – Question 1</w:t>
       </w:r>
     </w:p>
+    <w:bookmarkEnd w:id="0"/>
     <w:p>
       <w:pPr>
         <w:spacing w:after="0" w:line="240" w:lineRule="auto"/>
@@ -936,18 +947,7 @@
                               <w:sz w:val="24"/>
                               <w:szCs w:val="24"/>
                             </w:rPr>
-                            <m:t>-</m:t>
-                          </m:r>
-                          <m:r>
-                            <m:rPr>
-                              <m:sty m:val="p"/>
-                            </m:rPr>
-                            <w:rPr>
-                              <w:rFonts w:ascii="Cambria Math" w:hAnsi="Cambria Math" w:cs="Times New Roman"/>
-                              <w:sz w:val="24"/>
-                              <w:szCs w:val="24"/>
-                            </w:rPr>
-                            <m:t>1</m:t>
+                            <m:t>-1</m:t>
                           </m:r>
                           <m:ctrlPr>
                             <w:rPr>
@@ -967,18 +967,7 @@
                               <w:sz w:val="24"/>
                               <w:szCs w:val="24"/>
                             </w:rPr>
-                            <m:t>-</m:t>
-                          </m:r>
-                          <m:r>
-                            <m:rPr>
-                              <m:sty m:val="p"/>
-                            </m:rPr>
-                            <w:rPr>
-                              <w:rFonts w:ascii="Cambria Math" w:eastAsia="Cambria Math" w:hAnsi="Cambria Math" w:cs="Times New Roman"/>
-                              <w:sz w:val="24"/>
-                              <w:szCs w:val="24"/>
-                            </w:rPr>
-                            <m:t>1</m:t>
+                            <m:t>-1</m:t>
                           </m:r>
                         </m:e>
                       </m:mr>
@@ -1199,8 +1188,10 @@
                               <w:sz w:val="24"/>
                               <w:szCs w:val="24"/>
                             </w:rPr>
-                            <m:t>-</m:t>
-                          </m:r>
+                            <m:t>-1</m:t>
+                          </m:r>
+                        </m:e>
+                        <m:e>
                           <m:r>
                             <m:rPr>
                               <m:sty m:val="p"/>
@@ -1210,31 +1201,7 @@
                               <w:sz w:val="24"/>
                               <w:szCs w:val="24"/>
                             </w:rPr>
-                            <m:t>1</m:t>
-                          </m:r>
-                        </m:e>
-                        <m:e>
-                          <m:r>
-                            <m:rPr>
-                              <m:sty m:val="p"/>
-                            </m:rPr>
-                            <w:rPr>
-                              <w:rFonts w:ascii="Cambria Math" w:hAnsi="Cambria Math" w:cs="Times New Roman"/>
-                              <w:sz w:val="24"/>
-                              <w:szCs w:val="24"/>
-                            </w:rPr>
-                            <m:t>-</m:t>
-                          </m:r>
-                          <m:r>
-                            <m:rPr>
-                              <m:sty m:val="p"/>
-                            </m:rPr>
-                            <w:rPr>
-                              <w:rFonts w:ascii="Cambria Math" w:hAnsi="Cambria Math" w:cs="Times New Roman"/>
-                              <w:sz w:val="24"/>
-                              <w:szCs w:val="24"/>
-                            </w:rPr>
-                            <m:t>1</m:t>
+                            <m:t>-1</m:t>
                           </m:r>
                           <m:ctrlPr>
                             <w:rPr>
@@ -1282,8 +1249,10 @@
                               <w:sz w:val="24"/>
                               <w:szCs w:val="24"/>
                             </w:rPr>
-                            <m:t>-</m:t>
-                          </m:r>
+                            <m:t>-1</m:t>
+                          </m:r>
+                        </m:e>
+                        <m:e>
                           <m:r>
                             <m:rPr>
                               <m:sty m:val="p"/>
@@ -1293,31 +1262,7 @@
                               <w:sz w:val="24"/>
                               <w:szCs w:val="24"/>
                             </w:rPr>
-                            <m:t>1</m:t>
-                          </m:r>
-                        </m:e>
-                        <m:e>
-                          <m:r>
-                            <m:rPr>
-                              <m:sty m:val="p"/>
-                            </m:rPr>
-                            <w:rPr>
-                              <w:rFonts w:ascii="Cambria Math" w:hAnsi="Cambria Math" w:cs="Times New Roman"/>
-                              <w:sz w:val="24"/>
-                              <w:szCs w:val="24"/>
-                            </w:rPr>
-                            <m:t>-</m:t>
-                          </m:r>
-                          <m:r>
-                            <m:rPr>
-                              <m:sty m:val="p"/>
-                            </m:rPr>
-                            <w:rPr>
-                              <w:rFonts w:ascii="Cambria Math" w:hAnsi="Cambria Math" w:cs="Times New Roman"/>
-                              <w:sz w:val="24"/>
-                              <w:szCs w:val="24"/>
-                            </w:rPr>
-                            <m:t>1</m:t>
+                            <m:t>-1</m:t>
                           </m:r>
                           <m:ctrlPr>
                             <w:rPr>
@@ -1365,18 +1310,7 @@
                               <w:sz w:val="24"/>
                               <w:szCs w:val="24"/>
                             </w:rPr>
-                            <m:t>-</m:t>
-                          </m:r>
-                          <m:r>
-                            <m:rPr>
-                              <m:sty m:val="p"/>
-                            </m:rPr>
-                            <w:rPr>
-                              <w:rFonts w:ascii="Cambria Math" w:hAnsi="Cambria Math" w:cs="Times New Roman"/>
-                              <w:sz w:val="24"/>
-                              <w:szCs w:val="24"/>
-                            </w:rPr>
-                            <m:t>1</m:t>
+                            <m:t>-1</m:t>
                           </m:r>
                           <m:ctrlPr>
                             <w:rPr>
@@ -1396,18 +1330,7 @@
                               <w:sz w:val="24"/>
                               <w:szCs w:val="24"/>
                             </w:rPr>
-                            <m:t>-</m:t>
-                          </m:r>
-                          <m:r>
-                            <m:rPr>
-                              <m:sty m:val="p"/>
-                            </m:rPr>
-                            <w:rPr>
-                              <w:rFonts w:ascii="Cambria Math" w:eastAsia="Cambria Math" w:hAnsi="Cambria Math" w:cs="Times New Roman"/>
-                              <w:sz w:val="24"/>
-                              <w:szCs w:val="24"/>
-                            </w:rPr>
-                            <m:t>1</m:t>
+                            <m:t>-1</m:t>
                           </m:r>
                           <m:ctrlPr>
                             <w:rPr>
@@ -1469,49 +1392,27 @@
                               <w:sz w:val="24"/>
                               <w:szCs w:val="24"/>
                             </w:rPr>
-                            <m:t>-</m:t>
-                          </m:r>
-                          <m:r>
-                            <m:rPr>
-                              <m:sty m:val="p"/>
-                            </m:rPr>
+                            <m:t>-1</m:t>
+                          </m:r>
+                          <m:ctrlPr>
                             <w:rPr>
                               <w:rFonts w:ascii="Cambria Math" w:eastAsia="Cambria Math" w:hAnsi="Cambria Math" w:cs="Times New Roman"/>
                               <w:sz w:val="24"/>
                               <w:szCs w:val="24"/>
                             </w:rPr>
-                            <m:t>1</m:t>
-                          </m:r>
-                          <m:ctrlPr>
+                          </m:ctrlPr>
+                        </m:e>
+                        <m:e>
+                          <m:r>
+                            <m:rPr>
+                              <m:sty m:val="p"/>
+                            </m:rPr>
                             <w:rPr>
                               <w:rFonts w:ascii="Cambria Math" w:eastAsia="Cambria Math" w:hAnsi="Cambria Math" w:cs="Times New Roman"/>
                               <w:sz w:val="24"/>
                               <w:szCs w:val="24"/>
                             </w:rPr>
-                          </m:ctrlPr>
-                        </m:e>
-                        <m:e>
-                          <m:r>
-                            <m:rPr>
-                              <m:sty m:val="p"/>
-                            </m:rPr>
-                            <w:rPr>
-                              <w:rFonts w:ascii="Cambria Math" w:eastAsia="Cambria Math" w:hAnsi="Cambria Math" w:cs="Times New Roman"/>
-                              <w:sz w:val="24"/>
-                              <w:szCs w:val="24"/>
-                            </w:rPr>
-                            <m:t>-</m:t>
-                          </m:r>
-                          <m:r>
-                            <m:rPr>
-                              <m:sty m:val="p"/>
-                            </m:rPr>
-                            <w:rPr>
-                              <w:rFonts w:ascii="Cambria Math" w:eastAsia="Cambria Math" w:hAnsi="Cambria Math" w:cs="Times New Roman"/>
-                              <w:sz w:val="24"/>
-                              <w:szCs w:val="24"/>
-                            </w:rPr>
-                            <m:t>1</m:t>
+                            <m:t>-1</m:t>
                           </m:r>
                         </m:e>
                       </m:mr>
@@ -1698,18 +1599,7 @@
                             <w:sz w:val="24"/>
                             <w:szCs w:val="24"/>
                           </w:rPr>
-                          <m:t>-</m:t>
-                        </m:r>
-                        <m:r>
-                          <m:rPr>
-                            <m:sty m:val="p"/>
-                          </m:rPr>
-                          <w:rPr>
-                            <w:rFonts w:ascii="Cambria Math" w:hAnsi="Cambria Math" w:cs="Times New Roman"/>
-                            <w:sz w:val="24"/>
-                            <w:szCs w:val="24"/>
-                          </w:rPr>
-                          <m:t>1</m:t>
+                          <m:t>-1</m:t>
                         </m:r>
                         <m:ctrlPr>
                           <w:rPr>
@@ -1749,18 +1639,7 @@
                             <w:sz w:val="24"/>
                             <w:szCs w:val="24"/>
                           </w:rPr>
-                          <m:t>-</m:t>
-                        </m:r>
-                        <m:r>
-                          <m:rPr>
-                            <m:sty m:val="p"/>
-                          </m:rPr>
-                          <w:rPr>
-                            <w:rFonts w:ascii="Cambria Math" w:eastAsia="Cambria Math" w:hAnsi="Cambria Math" w:cs="Times New Roman"/>
-                            <w:sz w:val="24"/>
-                            <w:szCs w:val="24"/>
-                          </w:rPr>
-                          <m:t>1</m:t>
+                          <m:t>-1</m:t>
                         </m:r>
                       </m:e>
                     </m:eqArr>
@@ -1821,8 +1700,10 @@
                               <w:sz w:val="24"/>
                               <w:szCs w:val="24"/>
                             </w:rPr>
-                            <m:t>-</m:t>
-                          </m:r>
+                            <m:t>-1</m:t>
+                          </m:r>
+                        </m:e>
+                        <m:e>
                           <m:r>
                             <m:rPr>
                               <m:sty m:val="p"/>
@@ -1832,31 +1713,7 @@
                               <w:sz w:val="24"/>
                               <w:szCs w:val="24"/>
                             </w:rPr>
-                            <m:t>1</m:t>
-                          </m:r>
-                        </m:e>
-                        <m:e>
-                          <m:r>
-                            <m:rPr>
-                              <m:sty m:val="p"/>
-                            </m:rPr>
-                            <w:rPr>
-                              <w:rFonts w:ascii="Cambria Math" w:hAnsi="Cambria Math" w:cs="Times New Roman"/>
-                              <w:sz w:val="24"/>
-                              <w:szCs w:val="24"/>
-                            </w:rPr>
-                            <m:t>-</m:t>
-                          </m:r>
-                          <m:r>
-                            <m:rPr>
-                              <m:sty m:val="p"/>
-                            </m:rPr>
-                            <w:rPr>
-                              <w:rFonts w:ascii="Cambria Math" w:hAnsi="Cambria Math" w:cs="Times New Roman"/>
-                              <w:sz w:val="24"/>
-                              <w:szCs w:val="24"/>
-                            </w:rPr>
-                            <m:t>1</m:t>
+                            <m:t>-1</m:t>
                           </m:r>
                           <m:ctrlPr>
                             <w:rPr>
@@ -2086,8 +1943,10 @@
                               <w:sz w:val="24"/>
                               <w:szCs w:val="24"/>
                             </w:rPr>
-                            <m:t>-</m:t>
-                          </m:r>
+                            <m:t>-1</m:t>
+                          </m:r>
+                        </m:e>
+                        <m:e>
                           <m:r>
                             <m:rPr>
                               <m:sty m:val="p"/>
@@ -2097,31 +1956,7 @@
                               <w:sz w:val="24"/>
                               <w:szCs w:val="24"/>
                             </w:rPr>
-                            <m:t>1</m:t>
-                          </m:r>
-                        </m:e>
-                        <m:e>
-                          <m:r>
-                            <m:rPr>
-                              <m:sty m:val="p"/>
-                            </m:rPr>
-                            <w:rPr>
-                              <w:rFonts w:ascii="Cambria Math" w:hAnsi="Cambria Math" w:cs="Times New Roman"/>
-                              <w:sz w:val="24"/>
-                              <w:szCs w:val="24"/>
-                            </w:rPr>
-                            <m:t>-</m:t>
-                          </m:r>
-                          <m:r>
-                            <m:rPr>
-                              <m:sty m:val="p"/>
-                            </m:rPr>
-                            <w:rPr>
-                              <w:rFonts w:ascii="Cambria Math" w:hAnsi="Cambria Math" w:cs="Times New Roman"/>
-                              <w:sz w:val="24"/>
-                              <w:szCs w:val="24"/>
-                            </w:rPr>
-                            <m:t>1</m:t>
+                            <m:t>-1</m:t>
                           </m:r>
                         </m:e>
                         <m:e>
@@ -2156,14 +1991,16 @@
                               <w:sz w:val="24"/>
                               <w:szCs w:val="24"/>
                             </w:rPr>
-                            <m:t>-</m:t>
-                          </m:r>
-                          <m:r>
-                            <m:rPr>
-                              <m:sty m:val="p"/>
-                            </m:rPr>
-                            <w:rPr>
-                              <w:rFonts w:ascii="Cambria Math" w:eastAsia="Cambria Math" w:hAnsi="Cambria Math" w:cs="Times New Roman"/>
+                            <m:t>-1</m:t>
+                          </m:r>
+                        </m:e>
+                        <m:e>
+                          <m:r>
+                            <m:rPr>
+                              <m:sty m:val="p"/>
+                            </m:rPr>
+                            <w:rPr>
+                              <w:rFonts w:ascii="Cambria Math" w:hAnsi="Cambria Math" w:cs="Times New Roman"/>
                               <w:sz w:val="24"/>
                               <w:szCs w:val="24"/>
                             </w:rPr>
@@ -2193,31 +2030,7 @@
                               <w:sz w:val="24"/>
                               <w:szCs w:val="24"/>
                             </w:rPr>
-                            <m:t>1</m:t>
-                          </m:r>
-                        </m:e>
-                        <m:e>
-                          <m:r>
-                            <m:rPr>
-                              <m:sty m:val="p"/>
-                            </m:rPr>
-                            <w:rPr>
-                              <w:rFonts w:ascii="Cambria Math" w:hAnsi="Cambria Math" w:cs="Times New Roman"/>
-                              <w:sz w:val="24"/>
-                              <w:szCs w:val="24"/>
-                            </w:rPr>
-                            <m:t>-</m:t>
-                          </m:r>
-                          <m:r>
-                            <m:rPr>
-                              <m:sty m:val="p"/>
-                            </m:rPr>
-                            <w:rPr>
-                              <w:rFonts w:ascii="Cambria Math" w:hAnsi="Cambria Math" w:cs="Times New Roman"/>
-                              <w:sz w:val="24"/>
-                              <w:szCs w:val="24"/>
-                            </w:rPr>
-                            <m:t>1</m:t>
+                            <m:t>-1</m:t>
                           </m:r>
                           <m:ctrlPr>
                             <w:rPr>
@@ -2252,8 +2065,10 @@
                               <w:sz w:val="24"/>
                               <w:szCs w:val="24"/>
                             </w:rPr>
-                            <m:t>-</m:t>
-                          </m:r>
+                            <m:t>-1</m:t>
+                          </m:r>
+                        </m:e>
+                        <m:e>
                           <m:r>
                             <m:rPr>
                               <m:sty m:val="p"/>
@@ -2263,31 +2078,7 @@
                               <w:sz w:val="24"/>
                               <w:szCs w:val="24"/>
                             </w:rPr>
-                            <m:t>1</m:t>
-                          </m:r>
-                        </m:e>
-                        <m:e>
-                          <m:r>
-                            <m:rPr>
-                              <m:sty m:val="p"/>
-                            </m:rPr>
-                            <w:rPr>
-                              <w:rFonts w:ascii="Cambria Math" w:hAnsi="Cambria Math" w:cs="Times New Roman"/>
-                              <w:sz w:val="24"/>
-                              <w:szCs w:val="24"/>
-                            </w:rPr>
-                            <m:t>-</m:t>
-                          </m:r>
-                          <m:r>
-                            <m:rPr>
-                              <m:sty m:val="p"/>
-                            </m:rPr>
-                            <w:rPr>
-                              <w:rFonts w:ascii="Cambria Math" w:hAnsi="Cambria Math" w:cs="Times New Roman"/>
-                              <w:sz w:val="24"/>
-                              <w:szCs w:val="24"/>
-                            </w:rPr>
-                            <m:t>1</m:t>
+                            <m:t>-1</m:t>
                           </m:r>
                           <m:ctrlPr>
                             <w:rPr>
@@ -2329,17 +2120,26 @@
                               <w:sz w:val="24"/>
                               <w:szCs w:val="24"/>
                             </w:rPr>
-                            <m:t>-</m:t>
-                          </m:r>
-                          <m:r>
-                            <m:rPr>
-                              <m:sty m:val="p"/>
-                            </m:rPr>
+                            <m:t>-1</m:t>
+                          </m:r>
+                          <m:ctrlPr>
                             <w:rPr>
                               <w:rFonts w:ascii="Cambria Math" w:eastAsia="Cambria Math" w:hAnsi="Cambria Math" w:cs="Times New Roman"/>
                               <w:sz w:val="24"/>
                               <w:szCs w:val="24"/>
                             </w:rPr>
+                          </m:ctrlPr>
+                        </m:e>
+                        <m:e>
+                          <m:r>
+                            <m:rPr>
+                              <m:sty m:val="p"/>
+                            </m:rPr>
+                            <w:rPr>
+                              <w:rFonts w:ascii="Cambria Math" w:eastAsia="Cambria Math" w:hAnsi="Cambria Math" w:cs="Times New Roman"/>
+                              <w:sz w:val="24"/>
+                              <w:szCs w:val="24"/>
+                            </w:rPr>
                             <m:t>1</m:t>
                           </m:r>
                           <m:ctrlPr>
@@ -2380,38 +2180,7 @@
                               <w:sz w:val="24"/>
                               <w:szCs w:val="24"/>
                             </w:rPr>
-                            <m:t>1</m:t>
-                          </m:r>
-                          <m:ctrlPr>
-                            <w:rPr>
-                              <w:rFonts w:ascii="Cambria Math" w:eastAsia="Cambria Math" w:hAnsi="Cambria Math" w:cs="Times New Roman"/>
-                              <w:sz w:val="24"/>
-                              <w:szCs w:val="24"/>
-                            </w:rPr>
-                          </m:ctrlPr>
-                        </m:e>
-                        <m:e>
-                          <m:r>
-                            <m:rPr>
-                              <m:sty m:val="p"/>
-                            </m:rPr>
-                            <w:rPr>
-                              <w:rFonts w:ascii="Cambria Math" w:eastAsia="Cambria Math" w:hAnsi="Cambria Math" w:cs="Times New Roman"/>
-                              <w:sz w:val="24"/>
-                              <w:szCs w:val="24"/>
-                            </w:rPr>
-                            <m:t>-</m:t>
-                          </m:r>
-                          <m:r>
-                            <m:rPr>
-                              <m:sty m:val="p"/>
-                            </m:rPr>
-                            <w:rPr>
-                              <w:rFonts w:ascii="Cambria Math" w:eastAsia="Cambria Math" w:hAnsi="Cambria Math" w:cs="Times New Roman"/>
-                              <w:sz w:val="24"/>
-                              <w:szCs w:val="24"/>
-                            </w:rPr>
-                            <m:t>1</m:t>
+                            <m:t>-1</m:t>
                           </m:r>
                         </m:e>
                       </m:mr>
@@ -3929,18 +3698,7 @@
                       <w:sz w:val="24"/>
                       <w:szCs w:val="24"/>
                     </w:rPr>
-                    <m:t>-</m:t>
-                  </m:r>
-                  <m:r>
-                    <m:rPr>
-                      <m:sty m:val="p"/>
-                    </m:rPr>
-                    <w:rPr>
-                      <w:rFonts w:ascii="Cambria Math" w:hAnsi="Cambria Math" w:cs="Times New Roman"/>
-                      <w:sz w:val="24"/>
-                      <w:szCs w:val="24"/>
-                    </w:rPr>
-                    <m:t>1</m:t>
+                    <m:t>-1</m:t>
                   </m:r>
                 </m:e>
                 <m:e>
